--- a/Rajashekar_Alluri_Resume.docx
+++ b/Rajashekar_Alluri_Resume.docx
@@ -53,7 +53,7 @@
         </w:rPr>
         <w:t xml:space="preserve">   |   </w:t>
       </w:r>
-      <w:hyperlink w:history="1" r:id="rIdgxypgpctdj6xpkdqgykq1">
+      <w:hyperlink w:history="1" r:id="rId8_rxpdfxf1eu7ijxj1ltl">
         <w:r>
           <w:rPr>
             <w:color w:val="1F7A64"/>
@@ -206,6 +206,24 @@
           <w:szCs w:val="19"/>
         </w:rPr>
         <w:t xml:space="preserve">AI-Assisted Engineering — GitHub Copilot, Claude AI</w:t>
+      </w:r>
+    </w:p>
+    <w:p>
+      <w:pPr>
+        <w:pStyle w:val="ListParagraph"/>
+        <w:numPr>
+          <w:ilvl w:val="0"/>
+          <w:numId w:val="2"/>
+        </w:numPr>
+        <w:spacing w:after="40"/>
+      </w:pPr>
+      <w:r>
+        <w:rPr>
+          <w:color w:val="4A5568"/>
+          <w:sz w:val="19"/>
+          <w:szCs w:val="19"/>
+        </w:rPr>
+        <w:t xml:space="preserve">AI/LLM Testing — LLM/AI Testing, Agent Testing, LangSmith, Prompt Evaluation, AI Evaluation</w:t>
       </w:r>
     </w:p>
     <w:p>

--- a/Rajashekar_Alluri_Resume.docx
+++ b/Rajashekar_Alluri_Resume.docx
@@ -53,7 +53,7 @@
         </w:rPr>
         <w:t xml:space="preserve">   |   </w:t>
       </w:r>
-      <w:hyperlink w:history="1" r:id="rId8_rxpdfxf1eu7ijxj1ltl">
+      <w:hyperlink w:history="1" r:id="rIdhf1kh8lpvsgbdp0zmwfoa">
         <w:r>
           <w:rPr>
             <w:color w:val="1F7A64"/>
@@ -864,6 +864,145 @@
           <w:szCs w:val="19"/>
         </w:rPr>
         <w:t xml:space="preserve">Ran cross-browser validation on BrowserStack and Sauce Labs across both projects.</w:t>
+      </w:r>
+    </w:p>
+    <w:p>
+      <w:pPr>
+        <w:spacing w:after="80" w:before="180"/>
+      </w:pPr>
+      <w:r>
+        <w:rPr>
+          <w:b/>
+          <w:bCs/>
+          <w:color w:val="1F7A64"/>
+          <w:spacing w:val="20"/>
+          <w:sz w:val="20"/>
+          <w:szCs w:val="20"/>
+        </w:rPr>
+        <w:t xml:space="preserve">PROJECTS</w:t>
+      </w:r>
+    </w:p>
+    <w:p>
+      <w:pPr>
+        <w:spacing w:after="20"/>
+      </w:pPr>
+      <w:r>
+        <w:rPr>
+          <w:b/>
+          <w:bCs/>
+          <w:color w:val="1B2430"/>
+          <w:sz w:val="21"/>
+          <w:szCs w:val="21"/>
+        </w:rPr>
+        <w:t xml:space="preserve">AI Agent Testing &amp; LLM Observability using LangSmith and LangGraph</w:t>
+      </w:r>
+    </w:p>
+    <w:p>
+      <w:pPr>
+        <w:pStyle w:val="ListParagraph"/>
+        <w:numPr>
+          <w:ilvl w:val="0"/>
+          <w:numId w:val="2"/>
+        </w:numPr>
+        <w:spacing w:after="40"/>
+      </w:pPr>
+      <w:r>
+        <w:rPr>
+          <w:color w:val="4A5568"/>
+          <w:sz w:val="19"/>
+          <w:szCs w:val="19"/>
+        </w:rPr>
+        <w:t xml:space="preserve">Performed AI agent testing and observability using LangSmith and LangGraph, analyzing agent executions, LLM calls, tool invocations, and responses through detailed traces.</w:t>
+      </w:r>
+    </w:p>
+    <w:p>
+      <w:pPr>
+        <w:pStyle w:val="ListParagraph"/>
+        <w:numPr>
+          <w:ilvl w:val="0"/>
+          <w:numId w:val="2"/>
+        </w:numPr>
+        <w:spacing w:after="40"/>
+      </w:pPr>
+      <w:r>
+        <w:rPr>
+          <w:color w:val="4A5568"/>
+          <w:sz w:val="19"/>
+          <w:szCs w:val="19"/>
+        </w:rPr>
+        <w:t xml:space="preserve">Developed and executed evaluation workflows for AI agents using datasets and LLM-based evaluators to validate response quality and agent behavior.</w:t>
+      </w:r>
+    </w:p>
+    <w:p>
+      <w:pPr>
+        <w:pStyle w:val="ListParagraph"/>
+        <w:numPr>
+          <w:ilvl w:val="0"/>
+          <w:numId w:val="2"/>
+        </w:numPr>
+        <w:spacing w:after="40"/>
+      </w:pPr>
+      <w:r>
+        <w:rPr>
+          <w:color w:val="4A5568"/>
+          <w:sz w:val="19"/>
+          <w:szCs w:val="19"/>
+        </w:rPr>
+        <w:t xml:space="preserve">Analyzed agent traces to identify tool-calling issues, failures, and unexpected agent behavior, applying QA methodologies to AI/LLM applications.</w:t>
+      </w:r>
+    </w:p>
+    <w:p>
+      <w:pPr>
+        <w:pStyle w:val="ListParagraph"/>
+        <w:numPr>
+          <w:ilvl w:val="0"/>
+          <w:numId w:val="2"/>
+        </w:numPr>
+        <w:spacing w:after="40"/>
+      </w:pPr>
+      <w:r>
+        <w:rPr>
+          <w:color w:val="4A5568"/>
+          <w:sz w:val="19"/>
+          <w:szCs w:val="19"/>
+        </w:rPr>
+        <w:t xml:space="preserve">Worked with LLM-as-a-Judge evaluations to assess agent outcomes, sentiment, resolution, and response quality.</w:t>
+      </w:r>
+    </w:p>
+    <w:p>
+      <w:pPr>
+        <w:pStyle w:val="ListParagraph"/>
+        <w:numPr>
+          <w:ilvl w:val="0"/>
+          <w:numId w:val="2"/>
+        </w:numPr>
+        <w:spacing w:after="40"/>
+      </w:pPr>
+      <w:r>
+        <w:rPr>
+          <w:color w:val="4A5568"/>
+          <w:sz w:val="19"/>
+          <w:szCs w:val="19"/>
+        </w:rPr>
+        <w:t xml:space="preserve">Built testing scenarios for an AI-powered pizza ordering agent, validating end-to-end conversations, tool execution, order state, and final responses.</w:t>
+      </w:r>
+    </w:p>
+    <w:p>
+      <w:pPr>
+        <w:pStyle w:val="ListParagraph"/>
+        <w:numPr>
+          <w:ilvl w:val="0"/>
+          <w:numId w:val="2"/>
+        </w:numPr>
+        <w:spacing w:after="40"/>
+      </w:pPr>
+      <w:r>
+        <w:rPr>
+          <w:color w:val="4A5568"/>
+          <w:sz w:val="19"/>
+          <w:szCs w:val="19"/>
+        </w:rPr>
+        <w:t xml:space="preserve">Integrated AI-agent observability into the testing workflow using LangSmith tracing, evaluations, datasets, and feedback metrics.</w:t>
       </w:r>
     </w:p>
     <w:p>
